--- a/testakten/robotikrecht-roboterflotte-vellbruck-muenchen/08_cybersecurity_cve_patch_dilemma.docx
+++ b/testakten/robotikrecht-roboterflotte-vellbruck-muenchen/08_cybersecurity_cve_patch_dilemma.docx
@@ -37,7 +37,7 @@
         <w:jc w:val="left"/>
       </w:pPr>
       <w:r>
-        <w:t>Dieses Aktenstück betrifft Updatekanal, SBOM, CVE-Meldung. Es ist nicht abschließend freigegeben. Die technische Seite spricht in Versionen, Tickets und Parametern; die rechtliche Seite muss daraus Rollen, Zweckbestimmung, Pflichtenkreis und Beweisrisiko bilden.</w:t>
+        <w:t>Dieser Vermerk behandelt die vom Security Researcher gemeldete Schwachstelle im Legacy-Updatekanal (Bericht VR-884) und die Frage, ob Patch 2.7.1 ohne erneute Konformitätsrunde ausgerollt werden darf.</w:t>
       </w:r>
     </w:p>
     <w:p>
@@ -56,13 +56,7 @@
         <w:pStyle w:val="ListBullet"/>
       </w:pPr>
       <w:r>
-        <w:rPr>
-          <w:b/>
-        </w:rPr>
-        <w:t>Updatekanal:</w:t>
-      </w:r>
-      <w:r>
-        <w:t xml:space="preserve"> Die Akte enthält hierzu widersprüchliche Hinweise. Für die rechtliche Bewertung muss geklärt werden, ob die Aussage aus Vertrag, Anleitung, Produktakte, Marketing, Logdaten oder nachträglicher Krisenkommunikation stammt.</w:t>
+        <w:t>Updatekanal: Der Legacy-Kanal besteht für Bestandskunden mit alten Gateways; er umgeht die Signaturprüfung des neuen Kanals.</w:t>
       </w:r>
     </w:p>
     <w:p>
@@ -70,13 +64,7 @@
         <w:pStyle w:val="ListBullet"/>
       </w:pPr>
       <w:r>
-        <w:rPr>
-          <w:b/>
-        </w:rPr>
-        <w:t>SBOM:</w:t>
-      </w:r>
-      <w:r>
-        <w:t xml:space="preserve"> Die Akte enthält hierzu widersprüchliche Hinweise. Für die rechtliche Bewertung muss geklärt werden, ob die Aussage aus Vertrag, Anleitung, Produktakte, Marketing, Logdaten oder nachträglicher Krisenkommunikation stammt.</w:t>
+        <w:t>SBOM: Der SBOM-Export vom 31.05.2026 ist unvollständig, insbesondere bei transitiven FOSS-Abhängigkeiten; ohne vollständige SBOM lässt sich die Betroffenheit weiterer Komponenten nicht sicher beurteilen.</w:t>
       </w:r>
     </w:p>
     <w:p>
@@ -84,13 +72,7 @@
         <w:pStyle w:val="ListBullet"/>
       </w:pPr>
       <w:r>
-        <w:rPr>
-          <w:b/>
-        </w:rPr>
-        <w:t>CVE-Meldung:</w:t>
-      </w:r>
-      <w:r>
-        <w:t xml:space="preserve"> Die Akte enthält hierzu widersprüchliche Hinweise. Für die rechtliche Bewertung muss geklärt werden, ob die Aussage aus Vertrag, Anleitung, Produktakte, Marketing, Logdaten oder nachträglicher Krisenkommunikation stammt.</w:t>
+        <w:t>CVE-Meldung: Der Researcher hat koordinierte Offenlegung angeboten; eine CVE-Nummer ist noch nicht vergeben.</w:t>
       </w:r>
     </w:p>
     <w:p>
@@ -98,13 +80,7 @@
         <w:pStyle w:val="ListBullet"/>
       </w:pPr>
       <w:r>
-        <w:rPr>
-          <w:b/>
-        </w:rPr>
-        <w:t>Remote-Patch ohne Revalidierung:</w:t>
-      </w:r>
-      <w:r>
-        <w:t xml:space="preserve"> Die Akte enthält hierzu widersprüchliche Hinweise. Für die rechtliche Bewertung muss geklärt werden, ob die Aussage aus Vertrag, Anleitung, Produktakte, Marketing, Logdaten oder nachträglicher Krisenkommunikation stammt.</w:t>
+        <w:t>Remote-Patch ohne Revalidierung: Patch 2.7.1 ändert auch Parameter der Sicherheitslogik; ein Rollout ohne Revalidierung der Sicherheitsfunktionen wäre mit der bestehenden Risikobeurteilung nicht gedeckt.</w:t>
       </w:r>
     </w:p>
     <w:p>
@@ -112,13 +88,7 @@
         <w:pStyle w:val="ListBullet"/>
       </w:pPr>
       <w:r>
-        <w:rPr>
-          <w:b/>
-        </w:rPr>
-        <w:t>CRA-Fristen und Meldeprozess:</w:t>
-      </w:r>
-      <w:r>
-        <w:t xml:space="preserve"> Die Akte enthält hierzu widersprüchliche Hinweise. Für die rechtliche Bewertung muss geklärt werden, ob die Aussage aus Vertrag, Anleitung, Produktakte, Marketing, Logdaten oder nachträglicher Krisenkommunikation stammt.</w:t>
+        <w:t>CRA-Fristen und Meldeprozess: Für aktiv ausgenutzte Schwachstellen gelten kurze Meldefristen an die zuständigen Stellen; eine aktive Ausnutzung ist bislang nicht festgestellt, aber nicht ausgeschlossen.</w:t>
       </w:r>
     </w:p>
     <w:p>
@@ -137,7 +107,7 @@
         <w:jc w:val="left"/>
       </w:pPr>
       <w:r>
-        <w:t>Die Unterlage ist bewusst nicht glatt: Vertrieb, Technik, Datenschutz, Qualitätssicherung und Geschäftsführung verwenden nicht immer dieselben Produktnamen. Gerade daraus entsteht das juristische Problem, weil Zweckbestimmung, tatsächliche Nutzung, Werbeaussage und Updatepraxis auseinanderlaufen.</w:t>
+        <w:t>Der Bericht VR-884 beschreibt, dass der Legacy-Updatekanal Firmwarepakete ohne ausreichende Signaturprüfung akzeptiert; Rodenwald hält den Legacy-Modus für nicht mehr vertretbar, seine Fernabschaltung nähme einigen Kunden vorübergehend Flottenfunktionen.</w:t>
       </w:r>
     </w:p>
     <w:p>
@@ -145,23 +115,7 @@
         <w:jc w:val="left"/>
       </w:pPr>
       <w:r>
-        <w:t>Für die rechtliche Bewertung müssen die technischen Annahmen jeweils mit der Produktakte abgeglichen werden. Eine Risikobeurteilung, die nur den Laborzustand beschreibt, trägt den Pilotbetrieb im Lager oder im Pflegezimmer nicht automatisch.</w:t>
-      </w:r>
-    </w:p>
-    <w:p>
-      <w:pPr>
-        <w:jc w:val="left"/>
-      </w:pPr>
-      <w:r>
-        <w:t>Die Akte enthält mehrere Spuren, die sich gegenseitig widersprechen: Der Betreiber spricht von einem autonomen Flottensystem, die CE-Unterlage von einem assistierten Transportmittel, die Marketingfolien von lernender Umgebungserkennung und die Bedienungsanleitung von festen Sicherheitszonen.</w:t>
-      </w:r>
-    </w:p>
-    <w:p>
-      <w:pPr>
-        <w:jc w:val="left"/>
-      </w:pPr>
-      <w:r>
-        <w:t>Die Kanzlei soll keine finale technische Konformität bescheinigen, sondern entscheiden, welche Unterlagen fehlen, welche Sofortmaßnahmen nötig sind und welche Aussagen gegenüber Behörde, Kunden, Versicherer und Betroffenen vertretbar sind.</w:t>
+        <w:t>Die Geschäftsführung erwartet nach der E-Mail von Adelheid Vellbruck vom 01.06.2026 eine Aussage, ob eine eigene Meldung an Behörden erforderlich ist und ob der Patch ohne neue Freigaberunde ausgerollt werden darf.</w:t>
       </w:r>
     </w:p>
     <w:p>
@@ -180,10 +134,7 @@
         <w:pStyle w:val="Heading3"/>
       </w:pPr>
       <w:r>
-        <w:rPr>
-          <w:rFonts w:ascii="Times New Roman" w:hAnsi="Times New Roman"/>
-        </w:rPr>
-        <w:t>Punkt 1</w:t>
+        <w:t>Updatekanal</w:t>
       </w:r>
     </w:p>
     <w:p>
@@ -191,7 +142,15 @@
         <w:jc w:val="left"/>
       </w:pPr>
       <w:r>
-        <w:t>Im Gespräch mit Leonie Rottkamp, Bertram Kiendl und Jasper Rodenwald wurde deutlich, dass die Produktlinie nicht mit einer einzigen rechtlichen Schublade erfasst werden kann. Die Vellbruck Robotics GmbH liefert Hardware, Steuerungssoftware, Cloudfunktionen, Wartung und gelegentlich eine kundenspezifische Parametrisierung. Beim Betreiber Münchner Feinlogistik GmbH wurden Schutzfelder verändert, ohne dass klar ist, ob dies vom Admin-Panel gedeckt oder nur technisch möglich war. Der Pflegepilot im St.-Ludgerus-Klinikum München-Sendling verschärft die Lage, weil dort Sensorik, vulnerable Personen und medizinische Nähe zusammentreffen.</w:t>
+        <w:t>Die Abschaltung wird kundenweise geplant: erst Information mit Übergangsfrist, dann Deaktivierung; die Kundenmail dazu ist Aktenstück 52.</w:t>
+      </w:r>
+    </w:p>
+    <w:p>
+      <w:pPr>
+        <w:pStyle w:val="Heading3"/>
+      </w:pPr>
+      <w:r>
+        <w:t>SBOM</w:t>
       </w:r>
     </w:p>
     <w:p>
@@ -199,7 +158,7 @@
         <w:jc w:val="left"/>
       </w:pPr>
       <w:r>
-        <w:t>Für die anwaltliche Bearbeitung sollte zu diesem Punkt eine Belegspur angelegt werden: Dokument, Version, Datum, Verfasser, technische Quelle, rechtliche Relevanz und offene Rückfrage. Besonders gefährlich sind Formulierungen wie „selbstlernend“, „voll autonom“, „MDR-ready“, „sicher ohne Schutzzaun“ oder „keine personenbezogenen Daten“, wenn die technische Dokumentation das nicht trägt.</w:t>
+        <w:t>Die SBOM wird toolgestützt neu erzeugt und mit der Lizenzauswertung aus Aktenstück 24 zusammengeführt; Stichtag ist der Freigabetermin von Patch 2.7.1.</w:t>
       </w:r>
     </w:p>
     <w:p>
@@ -207,10 +166,7 @@
         <w:pStyle w:val="Heading3"/>
       </w:pPr>
       <w:r>
-        <w:rPr>
-          <w:rFonts w:ascii="Times New Roman" w:hAnsi="Times New Roman"/>
-        </w:rPr>
-        <w:t>Punkt 2</w:t>
+        <w:t>CVE-Meldung</w:t>
       </w:r>
     </w:p>
     <w:p>
@@ -218,7 +174,15 @@
         <w:jc w:val="left"/>
       </w:pPr>
       <w:r>
-        <w:t>Im Gespräch mit Leonie Rottkamp, Bertram Kiendl und Jasper Rodenwald wurde deutlich, dass die Produktlinie nicht mit einer einzigen rechtlichen Schublade erfasst werden kann. Die Vellbruck Robotics GmbH liefert Hardware, Steuerungssoftware, Cloudfunktionen, Wartung und gelegentlich eine kundenspezifische Parametrisierung. Beim Betreiber Münchner Feinlogistik GmbH wurden Schutzfelder verändert, ohne dass klar ist, ob dies vom Admin-Panel gedeckt oder nur technisch möglich war. Der Pflegepilot im St.-Ludgerus-Klinikum München-Sendling verschärft die Lage, weil dort Sensorik, vulnerable Personen und medizinische Nähe zusammentreffen.</w:t>
+        <w:t>Vellbruck übernimmt die Koordination der Offenlegung selbst, um Fristen und Formulierungen zu steuern; die Meldewege an Behörden prüft die Kanzlei parallel zur Schwere-Einstufung.</w:t>
+      </w:r>
+    </w:p>
+    <w:p>
+      <w:pPr>
+        <w:pStyle w:val="Heading3"/>
+      </w:pPr>
+      <w:r>
+        <w:t>Remote-Patch ohne Revalidierung</w:t>
       </w:r>
     </w:p>
     <w:p>
@@ -226,7 +190,7 @@
         <w:jc w:val="left"/>
       </w:pPr>
       <w:r>
-        <w:t>Für die anwaltliche Bearbeitung sollte zu diesem Punkt eine Belegspur angelegt werden: Dokument, Version, Datum, Verfasser, technische Quelle, rechtliche Relevanz und offene Rückfrage. Besonders gefährlich sind Formulierungen wie „selbstlernend“, „voll autonom“, „MDR-ready“, „sicher ohne Schutzzaun“ oder „keine personenbezogenen Daten“, wenn die technische Dokumentation das nicht trägt.</w:t>
+        <w:t>Der Rollout erfolgt zweistufig: sofortige Schließung des Updatekanals, Sicherheitsfunktionsänderungen erst nach verkürzter Validierung nach dem Plan in Aktenstück 20.</w:t>
       </w:r>
     </w:p>
     <w:p>
@@ -234,10 +198,7 @@
         <w:pStyle w:val="Heading3"/>
       </w:pPr>
       <w:r>
-        <w:rPr>
-          <w:rFonts w:ascii="Times New Roman" w:hAnsi="Times New Roman"/>
-        </w:rPr>
-        <w:t>Punkt 3</w:t>
+        <w:t>CRA-Fristen und Meldeprozess</w:t>
       </w:r>
     </w:p>
     <w:p>
@@ -245,123 +206,7 @@
         <w:jc w:val="left"/>
       </w:pPr>
       <w:r>
-        <w:t>Im Gespräch mit Leonie Rottkamp, Bertram Kiendl und Jasper Rodenwald wurde deutlich, dass die Produktlinie nicht mit einer einzigen rechtlichen Schublade erfasst werden kann. Die Vellbruck Robotics GmbH liefert Hardware, Steuerungssoftware, Cloudfunktionen, Wartung und gelegentlich eine kundenspezifische Parametrisierung. Beim Betreiber Münchner Feinlogistik GmbH wurden Schutzfelder verändert, ohne dass klar ist, ob dies vom Admin-Panel gedeckt oder nur technisch möglich war. Der Pflegepilot im St.-Ludgerus-Klinikum München-Sendling verschärft die Lage, weil dort Sensorik, vulnerable Personen und medizinische Nähe zusammentreffen.</w:t>
-      </w:r>
-    </w:p>
-    <w:p>
-      <w:pPr>
-        <w:jc w:val="left"/>
-      </w:pPr>
-      <w:r>
-        <w:t>Für die anwaltliche Bearbeitung sollte zu diesem Punkt eine Belegspur angelegt werden: Dokument, Version, Datum, Verfasser, technische Quelle, rechtliche Relevanz und offene Rückfrage. Besonders gefährlich sind Formulierungen wie „selbstlernend“, „voll autonom“, „MDR-ready“, „sicher ohne Schutzzaun“ oder „keine personenbezogenen Daten“, wenn die technische Dokumentation das nicht trägt.</w:t>
-      </w:r>
-    </w:p>
-    <w:p>
-      <w:pPr>
-        <w:pStyle w:val="Heading3"/>
-      </w:pPr>
-      <w:r>
-        <w:rPr>
-          <w:rFonts w:ascii="Times New Roman" w:hAnsi="Times New Roman"/>
-        </w:rPr>
-        <w:t>Punkt 4</w:t>
-      </w:r>
-    </w:p>
-    <w:p>
-      <w:pPr>
-        <w:jc w:val="left"/>
-      </w:pPr>
-      <w:r>
-        <w:t>Im Gespräch mit Leonie Rottkamp, Bertram Kiendl und Jasper Rodenwald wurde deutlich, dass die Produktlinie nicht mit einer einzigen rechtlichen Schublade erfasst werden kann. Die Vellbruck Robotics GmbH liefert Hardware, Steuerungssoftware, Cloudfunktionen, Wartung und gelegentlich eine kundenspezifische Parametrisierung. Beim Betreiber Münchner Feinlogistik GmbH wurden Schutzfelder verändert, ohne dass klar ist, ob dies vom Admin-Panel gedeckt oder nur technisch möglich war. Der Pflegepilot im St.-Ludgerus-Klinikum München-Sendling verschärft die Lage, weil dort Sensorik, vulnerable Personen und medizinische Nähe zusammentreffen.</w:t>
-      </w:r>
-    </w:p>
-    <w:p>
-      <w:pPr>
-        <w:jc w:val="left"/>
-      </w:pPr>
-      <w:r>
-        <w:t>Für die anwaltliche Bearbeitung sollte zu diesem Punkt eine Belegspur angelegt werden: Dokument, Version, Datum, Verfasser, technische Quelle, rechtliche Relevanz und offene Rückfrage. Besonders gefährlich sind Formulierungen wie „selbstlernend“, „voll autonom“, „MDR-ready“, „sicher ohne Schutzzaun“ oder „keine personenbezogenen Daten“, wenn die technische Dokumentation das nicht trägt.</w:t>
-      </w:r>
-    </w:p>
-    <w:p>
-      <w:pPr>
-        <w:pStyle w:val="Heading3"/>
-      </w:pPr>
-      <w:r>
-        <w:rPr>
-          <w:rFonts w:ascii="Times New Roman" w:hAnsi="Times New Roman"/>
-        </w:rPr>
-        <w:t>Punkt 5</w:t>
-      </w:r>
-    </w:p>
-    <w:p>
-      <w:pPr>
-        <w:jc w:val="left"/>
-      </w:pPr>
-      <w:r>
-        <w:t>Im Gespräch mit Leonie Rottkamp, Bertram Kiendl und Jasper Rodenwald wurde deutlich, dass die Produktlinie nicht mit einer einzigen rechtlichen Schublade erfasst werden kann. Die Vellbruck Robotics GmbH liefert Hardware, Steuerungssoftware, Cloudfunktionen, Wartung und gelegentlich eine kundenspezifische Parametrisierung. Beim Betreiber Münchner Feinlogistik GmbH wurden Schutzfelder verändert, ohne dass klar ist, ob dies vom Admin-Panel gedeckt oder nur technisch möglich war. Der Pflegepilot im St.-Ludgerus-Klinikum München-Sendling verschärft die Lage, weil dort Sensorik, vulnerable Personen und medizinische Nähe zusammentreffen.</w:t>
-      </w:r>
-    </w:p>
-    <w:p>
-      <w:pPr>
-        <w:jc w:val="left"/>
-      </w:pPr>
-      <w:r>
-        <w:t>Für die anwaltliche Bearbeitung sollte zu diesem Punkt eine Belegspur angelegt werden: Dokument, Version, Datum, Verfasser, technische Quelle, rechtliche Relevanz und offene Rückfrage. Besonders gefährlich sind Formulierungen wie „selbstlernend“, „voll autonom“, „MDR-ready“, „sicher ohne Schutzzaun“ oder „keine personenbezogenen Daten“, wenn die technische Dokumentation das nicht trägt.</w:t>
-      </w:r>
-    </w:p>
-    <w:p>
-      <w:pPr>
-        <w:pStyle w:val="Heading3"/>
-      </w:pPr>
-      <w:r>
-        <w:rPr>
-          <w:rFonts w:ascii="Times New Roman" w:hAnsi="Times New Roman"/>
-        </w:rPr>
-        <w:t>Punkt 6</w:t>
-      </w:r>
-    </w:p>
-    <w:p>
-      <w:pPr>
-        <w:jc w:val="left"/>
-      </w:pPr>
-      <w:r>
-        <w:t>Im Gespräch mit Leonie Rottkamp, Bertram Kiendl und Jasper Rodenwald wurde deutlich, dass die Produktlinie nicht mit einer einzigen rechtlichen Schublade erfasst werden kann. Die Vellbruck Robotics GmbH liefert Hardware, Steuerungssoftware, Cloudfunktionen, Wartung und gelegentlich eine kundenspezifische Parametrisierung. Beim Betreiber Münchner Feinlogistik GmbH wurden Schutzfelder verändert, ohne dass klar ist, ob dies vom Admin-Panel gedeckt oder nur technisch möglich war. Der Pflegepilot im St.-Ludgerus-Klinikum München-Sendling verschärft die Lage, weil dort Sensorik, vulnerable Personen und medizinische Nähe zusammentreffen.</w:t>
-      </w:r>
-    </w:p>
-    <w:p>
-      <w:pPr>
-        <w:jc w:val="left"/>
-      </w:pPr>
-      <w:r>
-        <w:t>Für die anwaltliche Bearbeitung sollte zu diesem Punkt eine Belegspur angelegt werden: Dokument, Version, Datum, Verfasser, technische Quelle, rechtliche Relevanz und offene Rückfrage. Besonders gefährlich sind Formulierungen wie „selbstlernend“, „voll autonom“, „MDR-ready“, „sicher ohne Schutzzaun“ oder „keine personenbezogenen Daten“, wenn die technische Dokumentation das nicht trägt.</w:t>
-      </w:r>
-    </w:p>
-    <w:p>
-      <w:pPr>
-        <w:pStyle w:val="Heading3"/>
-      </w:pPr>
-      <w:r>
-        <w:rPr>
-          <w:rFonts w:ascii="Times New Roman" w:hAnsi="Times New Roman"/>
-        </w:rPr>
-        <w:t>Punkt 7</w:t>
-      </w:r>
-    </w:p>
-    <w:p>
-      <w:pPr>
-        <w:jc w:val="left"/>
-      </w:pPr>
-      <w:r>
-        <w:t>Im Gespräch mit Leonie Rottkamp, Bertram Kiendl und Jasper Rodenwald wurde deutlich, dass die Produktlinie nicht mit einer einzigen rechtlichen Schublade erfasst werden kann. Die Vellbruck Robotics GmbH liefert Hardware, Steuerungssoftware, Cloudfunktionen, Wartung und gelegentlich eine kundenspezifische Parametrisierung. Beim Betreiber Münchner Feinlogistik GmbH wurden Schutzfelder verändert, ohne dass klar ist, ob dies vom Admin-Panel gedeckt oder nur technisch möglich war. Der Pflegepilot im St.-Ludgerus-Klinikum München-Sendling verschärft die Lage, weil dort Sensorik, vulnerable Personen und medizinische Nähe zusammentreffen.</w:t>
-      </w:r>
-    </w:p>
-    <w:p>
-      <w:pPr>
-        <w:jc w:val="left"/>
-      </w:pPr>
-      <w:r>
-        <w:t>Für die anwaltliche Bearbeitung sollte zu diesem Punkt eine Belegspur angelegt werden: Dokument, Version, Datum, Verfasser, technische Quelle, rechtliche Relevanz und offene Rückfrage. Besonders gefährlich sind Formulierungen wie „selbstlernend“, „voll autonom“, „MDR-ready“, „sicher ohne Schutzzaun“ oder „keine personenbezogenen Daten“, wenn die technische Dokumentation das nicht trägt.</w:t>
+        <w:t>Die Ausnutzbarkeit wird binnen 48 Stunden forensisch bewertet; das Ergebnis entscheidet über Meldung und Formulierung, Entwurf hält die Kanzlei bereit.</w:t>
       </w:r>
     </w:p>
     <w:p>
@@ -380,7 +225,7 @@
         <w:pStyle w:val="ListBullet"/>
       </w:pPr>
       <w:r>
-        <w:t>Welche Firmware war am Unfalltag tatsächlich aktiv?</w:t>
+        <w:t>Gibt es Hinweise auf aktive Ausnutzung des Legacy-Kanals?</w:t>
       </w:r>
     </w:p>
     <w:p>
@@ -388,7 +233,7 @@
         <w:pStyle w:val="ListBullet"/>
       </w:pPr>
       <w:r>
-        <w:t>Welche Zweckbestimmung steht in der final ausgelieferten Anleitung?</w:t>
+        <w:t>Welche Kunden hängen noch am Legacy-Kanal und mit welchen Funktionen?</w:t>
       </w:r>
     </w:p>
     <w:p>
@@ -396,23 +241,7 @@
         <w:pStyle w:val="ListBullet"/>
       </w:pPr>
       <w:r>
-        <w:t>Welche Schutzfeldänderungen waren technisch möglich und vertraglich erlaubt?</w:t>
-      </w:r>
-    </w:p>
-    <w:p>
-      <w:pPr>
-        <w:pStyle w:val="ListBullet"/>
-      </w:pPr>
-      <w:r>
-        <w:t>Welche personenbezogenen Daten werden lokal, in der Cloud und in Supporttickets verarbeitet?</w:t>
-      </w:r>
-    </w:p>
-    <w:p>
-      <w:pPr>
-        <w:pStyle w:val="ListBullet"/>
-      </w:pPr>
-      <w:r>
-        <w:t>Welche Aussagen wurden gegenüber Kunden, Behörde und Versicherer bereits gemacht?</w:t>
+        <w:t>Welche Teile von Patch 2.7.1 berühren Sicherheitsfunktionen?</w:t>
       </w:r>
     </w:p>
     <w:sectPr>
